--- a/Наладчик контрольно-измерительных приборов и автоматики/повышение квалификации 14919 Наладчик контрольно-измерительных приборов и автоматики/3. ПО_КПК_Учебный_план_Наладчик_КИПиА_ 6-7 разр.docx
+++ b/Наладчик контрольно-измерительных приборов и автоматики/повышение квалификации 14919 Наладчик контрольно-измерительных приборов и автоматики/3. ПО_КПК_Учебный_план_Наладчик_КИПиА_ 6-7 разр.docx
@@ -5680,7 +5680,7 @@
               <w:rPr>
                 <w:rFonts w:ascii="Times New Roman" w:eastAsia="Times New Roman" w:hAnsi="Times New Roman" w:cs="Times New Roman"/>
               </w:rPr>
-              <w:t>Практическое обучение приемам и видам работ по наладке, испытаниям и сдачи схем КИПиА</w:t>
+              <w:t>Практическое обучение приемам и видам работ по наладке, испытаниям и сдаче схем КИПиА</w:t>
             </w:r>
           </w:p>
         </w:tc>
@@ -7027,7 +7027,7 @@
           <w:sz w:val="28"/>
           <w:szCs w:val="28"/>
         </w:rPr>
-        <w:t>18494 Слесарь по контрольно-измерительным приборам и автоматике</w:t>
+        <w:t>14919 Наладчик контрольно-измерительных приборов и автоматики</w:t>
       </w:r>
     </w:p>
     <w:p>
@@ -7047,35 +7047,31 @@
           <w:rFonts w:ascii="Times New Roman" w:eastAsia="Times New Roman" w:hAnsi="Times New Roman" w:cs="Times New Roman"/>
           <w:b/>
         </w:rPr>
-        <w:t>(</w:t>
+        <w:t>(повышения квалификации на 6-7 разряды)</w:t>
       </w:r>
       <w:r>
         <w:rPr>
           <w:rFonts w:ascii="Times New Roman" w:eastAsia="Times New Roman" w:hAnsi="Times New Roman" w:cs="Times New Roman"/>
           <w:b/>
         </w:rPr>
-        <w:t xml:space="preserve">повышения квалификации на </w:t>
       </w:r>
       <w:r>
         <w:rPr>
           <w:rFonts w:ascii="Times New Roman" w:eastAsia="Times New Roman" w:hAnsi="Times New Roman" w:cs="Times New Roman"/>
           <w:b/>
         </w:rPr>
-        <w:t>4</w:t>
       </w:r>
       <w:r>
         <w:rPr>
           <w:rFonts w:ascii="Times New Roman" w:eastAsia="Times New Roman" w:hAnsi="Times New Roman" w:cs="Times New Roman"/>
           <w:b/>
         </w:rPr>
-        <w:t>-6</w:t>
       </w:r>
       <w:r>
         <w:rPr>
           <w:rFonts w:ascii="Times New Roman" w:eastAsia="Times New Roman" w:hAnsi="Times New Roman" w:cs="Times New Roman"/>
           <w:b/>
         </w:rPr>
-        <w:t xml:space="preserve"> разряды)</w:t>
       </w:r>
     </w:p>
     <w:p>
@@ -8454,7 +8450,7 @@
                 <w:rFonts w:ascii="Times New Roman" w:eastAsia="Times New Roman" w:hAnsi="Times New Roman" w:cs="Times New Roman"/>
                 <w:color w:val="auto"/>
               </w:rPr>
-              <w:t>ОП.06. Общая технология производства</w:t>
+              <w:t>ОП.06. Основы метрологии и поверки КИПиА</w:t>
             </w:r>
           </w:p>
         </w:tc>
@@ -8736,14 +8732,13 @@
                 <w:rFonts w:ascii="Times New Roman" w:eastAsia="Times New Roman" w:hAnsi="Times New Roman" w:cs="Times New Roman"/>
                 <w:color w:val="auto"/>
               </w:rPr>
-              <w:t xml:space="preserve">ОП.08. Информационные технологии для </w:t>
+              <w:t>ОП.08. Основы программируемых логических контроллеров (ПЛК) и SCADA-систем</w:t>
             </w:r>
             <w:r>
               <w:rPr>
                 <w:rFonts w:ascii="Times New Roman" w:hAnsi="Times New Roman" w:cs="Times New Roman"/>
                 <w:color w:val="auto"/>
               </w:rPr>
-              <w:t>КИПиА</w:t>
             </w:r>
           </w:p>
         </w:tc>
@@ -9040,7 +9035,7 @@
                 <w:b/>
                 <w:color w:val="auto"/>
               </w:rPr>
-              <w:t>ПМ.01 Монтаж, обслуживание и ремонт схем КИПиА</w:t>
+              <w:t>ПМ.01 Наладка, испытания и сдача схем КИПиА</w:t>
             </w:r>
           </w:p>
         </w:tc>
@@ -9076,7 +9071,7 @@
                 <w:b/>
                 <w:color w:val="auto"/>
               </w:rPr>
-              <w:t>МДК 01.01 Технология монтажа, обслуживания и ремонта схем КИПиА</w:t>
+              <w:t>МДК 01.01 Технология наладки, испытаний и сдачи схем КИПиА</w:t>
             </w:r>
             <w:r>
               <w:rPr>
@@ -10859,7 +10854,7 @@
                 <w:b/>
                 <w:color w:val="auto"/>
               </w:rPr>
-              <w:t>МДК 01.01 Технология монтажа, обслуживания и ремонта схем КИПиА</w:t>
+              <w:t>МДК 01.01 Технология наладки, испытаний и сдачи схем КИПиА</w:t>
             </w:r>
           </w:p>
         </w:tc>
@@ -11198,7 +11193,7 @@
                 <w:rFonts w:ascii="Times New Roman" w:hAnsi="Times New Roman" w:cs="Times New Roman"/>
                 <w:color w:val="auto"/>
               </w:rPr>
-              <w:t>монтажу, обслуживанию и ремонту схем КИПиА</w:t>
+              <w:t>наладке, испытаниям и сдаче схем КИПиА</w:t>
             </w:r>
           </w:p>
         </w:tc>
@@ -12066,6 +12061,12 @@
       </w:pPr>
     </w:p>
     <w:sectPr>
+      <w:headerReference w:type="default" r:id="rId8"/>
+      <w:footerReference w:type="default" r:id="rId9"/>
+      <w:headerReference w:type="first" r:id="rId10"/>
+      <w:footerReference w:type="first" r:id="rId11"/>
+      <w:headerReference w:type="even" r:id="rId12"/>
+      <w:footerReference w:type="even" r:id="rId13"/>
       <w:pgSz w:w="11900" w:h="16840"/>
       <w:pgMar w:top="1134" w:right="850" w:bottom="1134" w:left="1701" w:header="227" w:footer="227" w:gutter="0"/>
       <w:cols w:space="720"/>
@@ -12075,6 +12076,66 @@
     </w:sectPr>
   </w:body>
 </w:document>
+</file>
+
+<file path=word/footer1.xml><?xml version="1.0" encoding="utf-8"?>
+<w:ftr xmlns:m="http://schemas.openxmlformats.org/officeDocument/2006/math" xmlns:mc="http://schemas.openxmlformats.org/markup-compatibility/2006" xmlns:mo="http://schemas.microsoft.com/office/mac/office/2008/main" xmlns:mv="urn:schemas-microsoft-com:mac:vml" xmlns:o="urn:schemas-microsoft-com:office:office" xmlns:r="http://schemas.openxmlformats.org/officeDocument/2006/relationships" xmlns:v="urn:schemas-microsoft-com:vml" xmlns:w10="urn:schemas-microsoft-com:office:word" xmlns:w14="http://schemas.microsoft.com/office/word/2010/wordml" xmlns:w="http://schemas.openxmlformats.org/wordprocessingml/2006/main" xmlns:wne="http://schemas.microsoft.com/office/word/2006/wordml" xmlns:wp14="http://schemas.microsoft.com/office/word/2010/wordprocessingDrawing" xmlns:wp="http://schemas.openxmlformats.org/drawingml/2006/wordprocessingDrawing" xmlns:wpc="http://schemas.microsoft.com/office/word/2010/wordprocessingCanvas" xmlns:wpg="http://schemas.microsoft.com/office/word/2010/wordprocessingGroup" xmlns:wpi="http://schemas.microsoft.com/office/word/2010/wordprocessingInk" xmlns:wps="http://schemas.microsoft.com/office/word/2010/wordprocessingShape" mc:Ignorable="w14 wp14">
+  <w:p>
+    <w:pPr>
+      <w:pStyle w:val="Footer"/>
+    </w:pPr>
+  </w:p>
+</w:ftr>
+</file>
+
+<file path=word/footer2.xml><?xml version="1.0" encoding="utf-8"?>
+<w:ftr xmlns:m="http://schemas.openxmlformats.org/officeDocument/2006/math" xmlns:mc="http://schemas.openxmlformats.org/markup-compatibility/2006" xmlns:mo="http://schemas.microsoft.com/office/mac/office/2008/main" xmlns:mv="urn:schemas-microsoft-com:mac:vml" xmlns:o="urn:schemas-microsoft-com:office:office" xmlns:r="http://schemas.openxmlformats.org/officeDocument/2006/relationships" xmlns:v="urn:schemas-microsoft-com:vml" xmlns:w10="urn:schemas-microsoft-com:office:word" xmlns:w14="http://schemas.microsoft.com/office/word/2010/wordml" xmlns:w="http://schemas.openxmlformats.org/wordprocessingml/2006/main" xmlns:wne="http://schemas.microsoft.com/office/word/2006/wordml" xmlns:wp14="http://schemas.microsoft.com/office/word/2010/wordprocessingDrawing" xmlns:wp="http://schemas.openxmlformats.org/drawingml/2006/wordprocessingDrawing" xmlns:wpc="http://schemas.microsoft.com/office/word/2010/wordprocessingCanvas" xmlns:wpg="http://schemas.microsoft.com/office/word/2010/wordprocessingGroup" xmlns:wpi="http://schemas.microsoft.com/office/word/2010/wordprocessingInk" xmlns:wps="http://schemas.microsoft.com/office/word/2010/wordprocessingShape" mc:Ignorable="w14 wp14">
+  <w:p>
+    <w:pPr>
+      <w:pStyle w:val="Footer"/>
+    </w:pPr>
+  </w:p>
+</w:ftr>
+</file>
+
+<file path=word/footer3.xml><?xml version="1.0" encoding="utf-8"?>
+<w:ftr xmlns:m="http://schemas.openxmlformats.org/officeDocument/2006/math" xmlns:mc="http://schemas.openxmlformats.org/markup-compatibility/2006" xmlns:mo="http://schemas.microsoft.com/office/mac/office/2008/main" xmlns:mv="urn:schemas-microsoft-com:mac:vml" xmlns:o="urn:schemas-microsoft-com:office:office" xmlns:r="http://schemas.openxmlformats.org/officeDocument/2006/relationships" xmlns:v="urn:schemas-microsoft-com:vml" xmlns:w10="urn:schemas-microsoft-com:office:word" xmlns:w14="http://schemas.microsoft.com/office/word/2010/wordml" xmlns:w="http://schemas.openxmlformats.org/wordprocessingml/2006/main" xmlns:wne="http://schemas.microsoft.com/office/word/2006/wordml" xmlns:wp14="http://schemas.microsoft.com/office/word/2010/wordprocessingDrawing" xmlns:wp="http://schemas.openxmlformats.org/drawingml/2006/wordprocessingDrawing" xmlns:wpc="http://schemas.microsoft.com/office/word/2010/wordprocessingCanvas" xmlns:wpg="http://schemas.microsoft.com/office/word/2010/wordprocessingGroup" xmlns:wpi="http://schemas.microsoft.com/office/word/2010/wordprocessingInk" xmlns:wps="http://schemas.microsoft.com/office/word/2010/wordprocessingShape" mc:Ignorable="w14 wp14">
+  <w:p>
+    <w:pPr>
+      <w:pStyle w:val="Footer"/>
+    </w:pPr>
+  </w:p>
+</w:ftr>
+</file>
+
+<file path=word/header1.xml><?xml version="1.0" encoding="utf-8"?>
+<w:hdr xmlns:m="http://schemas.openxmlformats.org/officeDocument/2006/math" xmlns:mc="http://schemas.openxmlformats.org/markup-compatibility/2006" xmlns:mo="http://schemas.microsoft.com/office/mac/office/2008/main" xmlns:mv="urn:schemas-microsoft-com:mac:vml" xmlns:o="urn:schemas-microsoft-com:office:office" xmlns:r="http://schemas.openxmlformats.org/officeDocument/2006/relationships" xmlns:v="urn:schemas-microsoft-com:vml" xmlns:w10="urn:schemas-microsoft-com:office:word" xmlns:w14="http://schemas.microsoft.com/office/word/2010/wordml" xmlns:w="http://schemas.openxmlformats.org/wordprocessingml/2006/main" xmlns:wne="http://schemas.microsoft.com/office/word/2006/wordml" xmlns:wp14="http://schemas.microsoft.com/office/word/2010/wordprocessingDrawing" xmlns:wp="http://schemas.openxmlformats.org/drawingml/2006/wordprocessingDrawing" xmlns:wpc="http://schemas.microsoft.com/office/word/2010/wordprocessingCanvas" xmlns:wpg="http://schemas.microsoft.com/office/word/2010/wordprocessingGroup" xmlns:wpi="http://schemas.microsoft.com/office/word/2010/wordprocessingInk" xmlns:wps="http://schemas.microsoft.com/office/word/2010/wordprocessingShape" mc:Ignorable="w14 wp14">
+  <w:p>
+    <w:pPr>
+      <w:pStyle w:val="Header"/>
+    </w:pPr>
+  </w:p>
+</w:hdr>
+</file>
+
+<file path=word/header2.xml><?xml version="1.0" encoding="utf-8"?>
+<w:hdr xmlns:m="http://schemas.openxmlformats.org/officeDocument/2006/math" xmlns:mc="http://schemas.openxmlformats.org/markup-compatibility/2006" xmlns:mo="http://schemas.microsoft.com/office/mac/office/2008/main" xmlns:mv="urn:schemas-microsoft-com:mac:vml" xmlns:o="urn:schemas-microsoft-com:office:office" xmlns:r="http://schemas.openxmlformats.org/officeDocument/2006/relationships" xmlns:v="urn:schemas-microsoft-com:vml" xmlns:w10="urn:schemas-microsoft-com:office:word" xmlns:w14="http://schemas.microsoft.com/office/word/2010/wordml" xmlns:w="http://schemas.openxmlformats.org/wordprocessingml/2006/main" xmlns:wne="http://schemas.microsoft.com/office/word/2006/wordml" xmlns:wp14="http://schemas.microsoft.com/office/word/2010/wordprocessingDrawing" xmlns:wp="http://schemas.openxmlformats.org/drawingml/2006/wordprocessingDrawing" xmlns:wpc="http://schemas.microsoft.com/office/word/2010/wordprocessingCanvas" xmlns:wpg="http://schemas.microsoft.com/office/word/2010/wordprocessingGroup" xmlns:wpi="http://schemas.microsoft.com/office/word/2010/wordprocessingInk" xmlns:wps="http://schemas.microsoft.com/office/word/2010/wordprocessingShape" mc:Ignorable="w14 wp14">
+  <w:p>
+    <w:pPr>
+      <w:pStyle w:val="Header"/>
+    </w:pPr>
+  </w:p>
+</w:hdr>
+</file>
+
+<file path=word/header3.xml><?xml version="1.0" encoding="utf-8"?>
+<w:hdr xmlns:m="http://schemas.openxmlformats.org/officeDocument/2006/math" xmlns:mc="http://schemas.openxmlformats.org/markup-compatibility/2006" xmlns:mo="http://schemas.microsoft.com/office/mac/office/2008/main" xmlns:mv="urn:schemas-microsoft-com:mac:vml" xmlns:o="urn:schemas-microsoft-com:office:office" xmlns:r="http://schemas.openxmlformats.org/officeDocument/2006/relationships" xmlns:v="urn:schemas-microsoft-com:vml" xmlns:w10="urn:schemas-microsoft-com:office:word" xmlns:w14="http://schemas.microsoft.com/office/word/2010/wordml" xmlns:w="http://schemas.openxmlformats.org/wordprocessingml/2006/main" xmlns:wne="http://schemas.microsoft.com/office/word/2006/wordml" xmlns:wp14="http://schemas.microsoft.com/office/word/2010/wordprocessingDrawing" xmlns:wp="http://schemas.openxmlformats.org/drawingml/2006/wordprocessingDrawing" xmlns:wpc="http://schemas.microsoft.com/office/word/2010/wordprocessingCanvas" xmlns:wpg="http://schemas.microsoft.com/office/word/2010/wordprocessingGroup" xmlns:wpi="http://schemas.microsoft.com/office/word/2010/wordprocessingInk" xmlns:wps="http://schemas.microsoft.com/office/word/2010/wordprocessingShape" mc:Ignorable="w14 wp14">
+  <w:p>
+    <w:pPr>
+      <w:pStyle w:val="Header"/>
+    </w:pPr>
+  </w:p>
+</w:hdr>
 </file>
 
 <file path=word/numbering.xml><?xml version="1.0" encoding="utf-8"?>
